--- a/inc/absenden/dat/Resultatbuch_Template20251015.docx
+++ b/inc/absenden/dat/Resultatbuch_Template20251015.docx
@@ -443,23 +443,7 @@
           <w:i/>
         </w:rPr>
         <w:br/>
-        <w:t>${</w:t>
-      </w:r>
-      <w:proofErr w:type="spellStart"/>
-      <w:r>
-        <w:rPr>
-          <w:rFonts w:cs="Times New Roman"/>
-          <w:i/>
-        </w:rPr>
-        <w:t>PrintDate</w:t>
-      </w:r>
-      <w:proofErr w:type="spellEnd"/>
-      <w:r>
-        <w:rPr>
-          <w:rFonts w:cs="Times New Roman"/>
-          <w:i/>
-        </w:rPr>
-        <w:t>}</w:t>
+        <w:t>${PrintDate}</w:t>
       </w:r>
     </w:p>
     <w:p>
@@ -487,7 +471,6 @@
           <w:szCs w:val="28"/>
         </w:rPr>
       </w:pPr>
-      <w:proofErr w:type="spellStart"/>
       <w:r>
         <w:rPr>
           <w:rFonts w:cs="Times New Roman"/>
@@ -499,7 +482,6 @@
         <w:lastRenderedPageBreak/>
         <w:t>Endstich</w:t>
       </w:r>
-      <w:proofErr w:type="spellEnd"/>
     </w:p>
     <w:tbl>
       <w:tblPr>
@@ -1011,25 +993,7 @@
                 <w:bCs/>
                 <w:szCs w:val="18"/>
               </w:rPr>
-              <w:t>${</w:t>
-            </w:r>
-            <w:proofErr w:type="spellStart"/>
-            <w:r>
-              <w:rPr>
-                <w:rFonts w:cs="Times New Roman"/>
-                <w:bCs/>
-                <w:szCs w:val="18"/>
-              </w:rPr>
-              <w:t>ESRang</w:t>
-            </w:r>
-            <w:proofErr w:type="spellEnd"/>
-            <w:r>
-              <w:rPr>
-                <w:rFonts w:cs="Times New Roman"/>
-                <w:bCs/>
-                <w:szCs w:val="18"/>
-              </w:rPr>
-              <w:t>}</w:t>
+              <w:t>${ESRang}</w:t>
             </w:r>
           </w:p>
         </w:tc>
@@ -1051,25 +1015,7 @@
                 <w:bCs/>
                 <w:szCs w:val="18"/>
               </w:rPr>
-              <w:t>${</w:t>
-            </w:r>
-            <w:proofErr w:type="spellStart"/>
-            <w:r>
-              <w:rPr>
-                <w:rFonts w:cs="Times New Roman"/>
-                <w:bCs/>
-                <w:szCs w:val="18"/>
-              </w:rPr>
-              <w:t>ESName</w:t>
-            </w:r>
-            <w:proofErr w:type="spellEnd"/>
-            <w:r>
-              <w:rPr>
-                <w:rFonts w:cs="Times New Roman"/>
-                <w:bCs/>
-                <w:szCs w:val="18"/>
-              </w:rPr>
-              <w:t>}</w:t>
+              <w:t>${ESName}</w:t>
             </w:r>
           </w:p>
         </w:tc>
@@ -1396,7 +1342,27 @@
           <w:szCs w:val="28"/>
         </w:rPr>
         <w:lastRenderedPageBreak/>
-        <w:t>Schinistich</w:t>
+        <w:t>Sch</w:t>
+      </w:r>
+      <w:r>
+        <w:rPr>
+          <w:rFonts w:cs="Times New Roman"/>
+          <w:b/>
+          <w:bCs/>
+          <w:sz w:val="28"/>
+          <w:szCs w:val="28"/>
+        </w:rPr>
+        <w:t>w</w:t>
+      </w:r>
+      <w:r>
+        <w:rPr>
+          <w:rFonts w:cs="Times New Roman"/>
+          <w:b/>
+          <w:bCs/>
+          <w:sz w:val="28"/>
+          <w:szCs w:val="28"/>
+        </w:rPr>
+        <w:t>inistich</w:t>
       </w:r>
     </w:p>
     <w:tbl>
@@ -1835,25 +1801,7 @@
                 <w:bCs/>
                 <w:szCs w:val="18"/>
               </w:rPr>
-              <w:t>${</w:t>
-            </w:r>
-            <w:proofErr w:type="spellStart"/>
-            <w:r>
-              <w:rPr>
-                <w:rFonts w:cs="Times New Roman"/>
-                <w:bCs/>
-                <w:szCs w:val="18"/>
-              </w:rPr>
-              <w:t>SRang</w:t>
-            </w:r>
-            <w:proofErr w:type="spellEnd"/>
-            <w:r>
-              <w:rPr>
-                <w:rFonts w:cs="Times New Roman"/>
-                <w:bCs/>
-                <w:szCs w:val="18"/>
-              </w:rPr>
-              <w:t>}</w:t>
+              <w:t>${SRang}</w:t>
             </w:r>
           </w:p>
         </w:tc>
@@ -1875,25 +1823,7 @@
                 <w:bCs/>
                 <w:szCs w:val="18"/>
               </w:rPr>
-              <w:t>${</w:t>
-            </w:r>
-            <w:proofErr w:type="spellStart"/>
-            <w:r>
-              <w:rPr>
-                <w:rFonts w:cs="Times New Roman"/>
-                <w:bCs/>
-                <w:szCs w:val="18"/>
-              </w:rPr>
-              <w:t>SName</w:t>
-            </w:r>
-            <w:proofErr w:type="spellEnd"/>
-            <w:r>
-              <w:rPr>
-                <w:rFonts w:cs="Times New Roman"/>
-                <w:bCs/>
-                <w:szCs w:val="18"/>
-              </w:rPr>
-              <w:t>}</w:t>
+              <w:t>${SName}</w:t>
             </w:r>
           </w:p>
         </w:tc>
@@ -2636,7 +2566,6 @@
           <w:szCs w:val="28"/>
         </w:rPr>
       </w:pPr>
-      <w:proofErr w:type="spellStart"/>
       <w:r>
         <w:rPr>
           <w:rFonts w:cs="Times New Roman"/>
@@ -2645,18 +2574,7 @@
           <w:sz w:val="28"/>
           <w:szCs w:val="28"/>
         </w:rPr>
-        <w:t>Schwinistich</w:t>
-      </w:r>
-      <w:proofErr w:type="spellEnd"/>
-      <w:r>
-        <w:rPr>
-          <w:rFonts w:cs="Times New Roman"/>
-          <w:b/>
-          <w:bCs/>
-          <w:sz w:val="28"/>
-          <w:szCs w:val="28"/>
-        </w:rPr>
-        <w:t>-Sieger seit 1999</w:t>
+        <w:t>Schwinistich-Sieger seit 1999</w:t>
       </w:r>
     </w:p>
     <w:tbl>
@@ -3154,7 +3072,6 @@
           <w:szCs w:val="28"/>
         </w:rPr>
       </w:pPr>
-      <w:proofErr w:type="spellStart"/>
       <w:r>
         <w:rPr>
           <w:rFonts w:cs="Times New Roman"/>
@@ -3166,7 +3083,6 @@
         <w:lastRenderedPageBreak/>
         <w:t>Zabigstich</w:t>
       </w:r>
-      <w:proofErr w:type="spellEnd"/>
     </w:p>
     <w:tbl>
       <w:tblPr>
@@ -3564,25 +3480,7 @@
                 <w:bCs/>
                 <w:szCs w:val="18"/>
               </w:rPr>
-              <w:t>${</w:t>
-            </w:r>
-            <w:proofErr w:type="spellStart"/>
-            <w:r>
-              <w:rPr>
-                <w:rFonts w:cs="Times New Roman"/>
-                <w:bCs/>
-                <w:szCs w:val="18"/>
-              </w:rPr>
-              <w:t>ZRang</w:t>
-            </w:r>
-            <w:proofErr w:type="spellEnd"/>
-            <w:r>
-              <w:rPr>
-                <w:rFonts w:cs="Times New Roman"/>
-                <w:bCs/>
-                <w:szCs w:val="18"/>
-              </w:rPr>
-              <w:t>}</w:t>
+              <w:t>${ZRang}</w:t>
             </w:r>
           </w:p>
         </w:tc>
@@ -3604,25 +3502,7 @@
                 <w:bCs/>
                 <w:szCs w:val="18"/>
               </w:rPr>
-              <w:t>${</w:t>
-            </w:r>
-            <w:proofErr w:type="spellStart"/>
-            <w:r>
-              <w:rPr>
-                <w:rFonts w:cs="Times New Roman"/>
-                <w:bCs/>
-                <w:szCs w:val="18"/>
-              </w:rPr>
-              <w:t>ZName</w:t>
-            </w:r>
-            <w:proofErr w:type="spellEnd"/>
-            <w:r>
-              <w:rPr>
-                <w:rFonts w:cs="Times New Roman"/>
-                <w:bCs/>
-                <w:szCs w:val="18"/>
-              </w:rPr>
-              <w:t>}</w:t>
+              <w:t>${ZName}</w:t>
             </w:r>
           </w:p>
         </w:tc>
@@ -4135,7 +4015,6 @@
               </w:rPr>
               <w:t>${</w:t>
             </w:r>
-            <w:proofErr w:type="spellStart"/>
             <w:r>
               <w:rPr>
                 <w:rFonts w:cs="Times New Roman"/>
@@ -4144,7 +4023,6 @@
               </w:rPr>
               <w:t>GRang</w:t>
             </w:r>
-            <w:proofErr w:type="spellEnd"/>
             <w:r>
               <w:rPr>
                 <w:rFonts w:cs="Times New Roman"/>
@@ -4178,7 +4056,6 @@
               </w:rPr>
               <w:t>${</w:t>
             </w:r>
-            <w:proofErr w:type="spellStart"/>
             <w:r>
               <w:rPr>
                 <w:rFonts w:cs="Times New Roman"/>
@@ -4187,7 +4064,6 @@
               </w:rPr>
               <w:t>GName</w:t>
             </w:r>
-            <w:proofErr w:type="spellEnd"/>
             <w:r>
               <w:rPr>
                 <w:rFonts w:cs="Times New Roman"/>
@@ -4221,7 +4097,6 @@
               </w:rPr>
               <w:t>${</w:t>
             </w:r>
-            <w:proofErr w:type="spellStart"/>
             <w:r>
               <w:rPr>
                 <w:rFonts w:cs="Times New Roman"/>
@@ -4230,7 +4105,6 @@
               </w:rPr>
               <w:t>GMax</w:t>
             </w:r>
-            <w:proofErr w:type="spellEnd"/>
             <w:r>
               <w:rPr>
                 <w:rFonts w:cs="Times New Roman"/>
@@ -4280,7 +4154,6 @@
               </w:rPr>
               <w:t>G2</w:t>
             </w:r>
-            <w:proofErr w:type="gramStart"/>
             <w:r>
               <w:rPr>
                 <w:rFonts w:cs="Times New Roman"/>
@@ -4295,16 +4168,7 @@
                 <w:bCs/>
                 <w:szCs w:val="18"/>
               </w:rPr>
-              <w:t>,  $</w:t>
-            </w:r>
-            <w:proofErr w:type="gramEnd"/>
-            <w:r>
-              <w:rPr>
-                <w:rFonts w:cs="Times New Roman"/>
-                <w:bCs/>
-                <w:szCs w:val="18"/>
-              </w:rPr>
-              <w:t>{G3})</w:t>
+              <w:t>,  ${G3})</w:t>
             </w:r>
           </w:p>
         </w:tc>
@@ -4367,7 +4231,6 @@
           <w:szCs w:val="28"/>
         </w:rPr>
       </w:pPr>
-      <w:proofErr w:type="spellStart"/>
       <w:r>
         <w:rPr>
           <w:rFonts w:cs="Times New Roman"/>
@@ -4377,18 +4240,7 @@
           <w:szCs w:val="28"/>
         </w:rPr>
         <w:lastRenderedPageBreak/>
-        <w:t>Zabigstich</w:t>
-      </w:r>
-      <w:proofErr w:type="spellEnd"/>
-      <w:r>
-        <w:rPr>
-          <w:rFonts w:cs="Times New Roman"/>
-          <w:b/>
-          <w:bCs/>
-          <w:sz w:val="28"/>
-          <w:szCs w:val="28"/>
-        </w:rPr>
-        <w:t xml:space="preserve"> Sieger seit 1999</w:t>
+        <w:t>Zabigstich Sieger seit 1999</w:t>
       </w:r>
     </w:p>
     <w:tbl>
@@ -6342,25 +6194,7 @@
                 <w:bCs/>
                 <w:szCs w:val="18"/>
               </w:rPr>
-              <w:t>${</w:t>
-            </w:r>
-            <w:proofErr w:type="spellStart"/>
-            <w:r>
-              <w:rPr>
-                <w:rFonts w:cs="Times New Roman"/>
-                <w:bCs/>
-                <w:szCs w:val="18"/>
-              </w:rPr>
-              <w:t>KRang</w:t>
-            </w:r>
-            <w:proofErr w:type="spellEnd"/>
-            <w:r>
-              <w:rPr>
-                <w:rFonts w:cs="Times New Roman"/>
-                <w:bCs/>
-                <w:szCs w:val="18"/>
-              </w:rPr>
-              <w:t>}</w:t>
+              <w:t>${KRang}</w:t>
             </w:r>
           </w:p>
         </w:tc>
@@ -6382,25 +6216,7 @@
                 <w:bCs/>
                 <w:szCs w:val="18"/>
               </w:rPr>
-              <w:t>${</w:t>
-            </w:r>
-            <w:proofErr w:type="spellStart"/>
-            <w:r>
-              <w:rPr>
-                <w:rFonts w:cs="Times New Roman"/>
-                <w:bCs/>
-                <w:szCs w:val="18"/>
-              </w:rPr>
-              <w:t>KName</w:t>
-            </w:r>
-            <w:proofErr w:type="spellEnd"/>
-            <w:r>
-              <w:rPr>
-                <w:rFonts w:cs="Times New Roman"/>
-                <w:bCs/>
-                <w:szCs w:val="18"/>
-              </w:rPr>
-              <w:t>}</w:t>
+              <w:t>${KName}</w:t>
             </w:r>
           </w:p>
         </w:tc>
@@ -6705,7 +6521,6 @@
                 <w:szCs w:val="18"/>
               </w:rPr>
             </w:pPr>
-            <w:proofErr w:type="spellStart"/>
             <w:r>
               <w:rPr>
                 <w:rFonts w:cs="Times New Roman"/>
@@ -6714,7 +6529,6 @@
               </w:rPr>
               <w:t>Rg</w:t>
             </w:r>
-            <w:proofErr w:type="spellEnd"/>
           </w:p>
         </w:tc>
         <w:tc>
@@ -7087,25 +6901,7 @@
                 <w:bCs/>
                 <w:szCs w:val="18"/>
               </w:rPr>
-              <w:t>${</w:t>
-            </w:r>
-            <w:proofErr w:type="spellStart"/>
-            <w:r>
-              <w:rPr>
-                <w:rFonts w:cs="Times New Roman"/>
-                <w:bCs/>
-                <w:szCs w:val="18"/>
-              </w:rPr>
-              <w:t>EARang</w:t>
-            </w:r>
-            <w:proofErr w:type="spellEnd"/>
-            <w:r>
-              <w:rPr>
-                <w:rFonts w:cs="Times New Roman"/>
-                <w:bCs/>
-                <w:szCs w:val="18"/>
-              </w:rPr>
-              <w:t>}</w:t>
+              <w:t>${EARang}</w:t>
             </w:r>
           </w:p>
         </w:tc>
@@ -7127,25 +6923,7 @@
                 <w:bCs/>
                 <w:szCs w:val="18"/>
               </w:rPr>
-              <w:t>${</w:t>
-            </w:r>
-            <w:proofErr w:type="spellStart"/>
-            <w:r>
-              <w:rPr>
-                <w:rFonts w:cs="Times New Roman"/>
-                <w:bCs/>
-                <w:szCs w:val="18"/>
-              </w:rPr>
-              <w:t>EAName</w:t>
-            </w:r>
-            <w:proofErr w:type="spellEnd"/>
-            <w:r>
-              <w:rPr>
-                <w:rFonts w:cs="Times New Roman"/>
-                <w:bCs/>
-                <w:szCs w:val="18"/>
-              </w:rPr>
-              <w:t>}</w:t>
+              <w:t>${EAName}</w:t>
             </w:r>
           </w:p>
         </w:tc>
@@ -7383,7 +7161,6 @@
                 <w:szCs w:val="18"/>
               </w:rPr>
             </w:pPr>
-            <w:proofErr w:type="spellStart"/>
             <w:r>
               <w:rPr>
                 <w:rFonts w:cs="Times New Roman"/>
@@ -7392,7 +7169,6 @@
               </w:rPr>
               <w:t>Rg</w:t>
             </w:r>
-            <w:proofErr w:type="spellEnd"/>
           </w:p>
         </w:tc>
         <w:tc>
@@ -7765,25 +7541,7 @@
                 <w:bCs/>
                 <w:szCs w:val="18"/>
               </w:rPr>
-              <w:t>${</w:t>
-            </w:r>
-            <w:proofErr w:type="spellStart"/>
-            <w:r>
-              <w:rPr>
-                <w:rFonts w:cs="Times New Roman"/>
-                <w:bCs/>
-                <w:szCs w:val="18"/>
-              </w:rPr>
-              <w:t>EBRang</w:t>
-            </w:r>
-            <w:proofErr w:type="spellEnd"/>
-            <w:r>
-              <w:rPr>
-                <w:rFonts w:cs="Times New Roman"/>
-                <w:bCs/>
-                <w:szCs w:val="18"/>
-              </w:rPr>
-              <w:t>}</w:t>
+              <w:t>${EBRang}</w:t>
             </w:r>
           </w:p>
         </w:tc>
@@ -7805,25 +7563,7 @@
                 <w:bCs/>
                 <w:szCs w:val="18"/>
               </w:rPr>
-              <w:t>${</w:t>
-            </w:r>
-            <w:proofErr w:type="spellStart"/>
-            <w:r>
-              <w:rPr>
-                <w:rFonts w:cs="Times New Roman"/>
-                <w:bCs/>
-                <w:szCs w:val="18"/>
-              </w:rPr>
-              <w:t>EBName</w:t>
-            </w:r>
-            <w:proofErr w:type="spellEnd"/>
-            <w:r>
-              <w:rPr>
-                <w:rFonts w:cs="Times New Roman"/>
-                <w:bCs/>
-                <w:szCs w:val="18"/>
-              </w:rPr>
-              <w:t>}</w:t>
+              <w:t>${EBName}</w:t>
             </w:r>
           </w:p>
         </w:tc>
@@ -8071,7 +7811,6 @@
                 <w:szCs w:val="18"/>
               </w:rPr>
             </w:pPr>
-            <w:proofErr w:type="spellStart"/>
             <w:r>
               <w:rPr>
                 <w:rFonts w:cs="Times New Roman"/>
@@ -8080,7 +7819,6 @@
               </w:rPr>
               <w:t>Rg</w:t>
             </w:r>
-            <w:proofErr w:type="spellEnd"/>
           </w:p>
         </w:tc>
         <w:tc>
@@ -8439,7 +8177,6 @@
               </w:rPr>
               <w:t>${</w:t>
             </w:r>
-            <w:proofErr w:type="spellStart"/>
             <w:r>
               <w:rPr>
                 <w:rFonts w:cs="Times New Roman"/>
@@ -8454,16 +8191,7 @@
                 <w:bCs/>
                 <w:szCs w:val="18"/>
               </w:rPr>
-              <w:t>Rang</w:t>
-            </w:r>
-            <w:proofErr w:type="spellEnd"/>
-            <w:r>
-              <w:rPr>
-                <w:rFonts w:cs="Times New Roman"/>
-                <w:bCs/>
-                <w:szCs w:val="18"/>
-              </w:rPr>
-              <w:t>}</w:t>
+              <w:t>Rang}</w:t>
             </w:r>
           </w:p>
         </w:tc>
@@ -8487,7 +8215,6 @@
               </w:rPr>
               <w:t>${</w:t>
             </w:r>
-            <w:proofErr w:type="spellStart"/>
             <w:r>
               <w:rPr>
                 <w:rFonts w:cs="Times New Roman"/>
@@ -8502,16 +8229,7 @@
                 <w:bCs/>
                 <w:szCs w:val="18"/>
               </w:rPr>
-              <w:t>Name</w:t>
-            </w:r>
-            <w:proofErr w:type="spellEnd"/>
-            <w:r>
-              <w:rPr>
-                <w:rFonts w:cs="Times New Roman"/>
-                <w:bCs/>
-                <w:szCs w:val="18"/>
-              </w:rPr>
-              <w:t>}</w:t>
+              <w:t>Name}</w:t>
             </w:r>
           </w:p>
         </w:tc>
@@ -8799,7 +8517,6 @@
                 <w:szCs w:val="18"/>
               </w:rPr>
             </w:pPr>
-            <w:proofErr w:type="spellStart"/>
             <w:r>
               <w:rPr>
                 <w:rFonts w:cs="Times New Roman"/>
@@ -8808,7 +8525,6 @@
               </w:rPr>
               <w:t>Rg</w:t>
             </w:r>
-            <w:proofErr w:type="spellEnd"/>
           </w:p>
         </w:tc>
         <w:tc>
@@ -9159,8 +8875,6 @@
               </w:rPr>
               <w:t>${</w:t>
             </w:r>
-            <w:proofErr w:type="spellStart"/>
-            <w:proofErr w:type="gramStart"/>
             <w:r>
               <w:rPr>
                 <w:rFonts w:cs="Times New Roman"/>
@@ -9175,17 +8889,7 @@
                 <w:bCs/>
                 <w:szCs w:val="18"/>
               </w:rPr>
-              <w:t>Rang</w:t>
-            </w:r>
-            <w:proofErr w:type="spellEnd"/>
-            <w:proofErr w:type="gramEnd"/>
-            <w:r>
-              <w:rPr>
-                <w:rFonts w:cs="Times New Roman"/>
-                <w:bCs/>
-                <w:szCs w:val="18"/>
-              </w:rPr>
-              <w:t>}</w:t>
+              <w:t>Rang}</w:t>
             </w:r>
           </w:p>
         </w:tc>
@@ -9209,7 +8913,6 @@
               </w:rPr>
               <w:t>${</w:t>
             </w:r>
-            <w:proofErr w:type="spellStart"/>
             <w:r>
               <w:rPr>
                 <w:rFonts w:cs="Times New Roman"/>
@@ -9224,16 +8927,7 @@
                 <w:bCs/>
                 <w:szCs w:val="18"/>
               </w:rPr>
-              <w:t>Name</w:t>
-            </w:r>
-            <w:proofErr w:type="spellEnd"/>
-            <w:r>
-              <w:rPr>
-                <w:rFonts w:cs="Times New Roman"/>
-                <w:bCs/>
-                <w:szCs w:val="18"/>
-              </w:rPr>
-              <w:t>}</w:t>
+              <w:t>Name}</w:t>
             </w:r>
           </w:p>
         </w:tc>
@@ -9430,31 +9124,7 @@
           <w:sz w:val="28"/>
           <w:szCs w:val="28"/>
         </w:rPr>
-        <w:t>${/</w:t>
-      </w:r>
-      <w:proofErr w:type="spellStart"/>
-      <w:r>
-        <w:rPr>
-          <w:rFonts w:cs="Times New Roman"/>
-          <w:b/>
-          <w:bCs/>
-          <w:color w:val="FFFFFF" w:themeColor="background1"/>
-          <w:sz w:val="28"/>
-          <w:szCs w:val="28"/>
-        </w:rPr>
-        <w:t>Partner_BLOCK</w:t>
-      </w:r>
-      <w:proofErr w:type="spellEnd"/>
-      <w:r>
-        <w:rPr>
-          <w:rFonts w:cs="Times New Roman"/>
-          <w:b/>
-          <w:bCs/>
-          <w:color w:val="FFFFFF" w:themeColor="background1"/>
-          <w:sz w:val="28"/>
-          <w:szCs w:val="28"/>
-        </w:rPr>
-        <w:t>}</w:t>
+        <w:t>${/Partner_BLOCK}</w:t>
       </w:r>
     </w:p>
     <w:p>
@@ -11024,23 +10694,7 @@
                 <w:rFonts w:cs="Times New Roman"/>
                 <w:szCs w:val="18"/>
               </w:rPr>
-              <w:t xml:space="preserve">von </w:t>
-            </w:r>
-            <w:proofErr w:type="spellStart"/>
-            <w:r>
-              <w:rPr>
-                <w:rFonts w:cs="Times New Roman"/>
-                <w:szCs w:val="18"/>
-              </w:rPr>
-              <w:t>Euw</w:t>
-            </w:r>
-            <w:proofErr w:type="spellEnd"/>
-            <w:r>
-              <w:rPr>
-                <w:rFonts w:cs="Times New Roman"/>
-                <w:szCs w:val="18"/>
-              </w:rPr>
-              <w:t xml:space="preserve"> Alexander</w:t>
+              <w:t>von Euw Alexander</w:t>
             </w:r>
           </w:p>
         </w:tc>
@@ -12301,17 +11955,8 @@
                 <w:rFonts w:cs="Times New Roman"/>
                 <w:szCs w:val="18"/>
               </w:rPr>
-              <w:t xml:space="preserve">Eberle </w:t>
-            </w:r>
-            <w:proofErr w:type="spellStart"/>
-            <w:r>
-              <w:rPr>
-                <w:rFonts w:cs="Times New Roman"/>
-                <w:szCs w:val="18"/>
-              </w:rPr>
-              <w:t>Jeaninne</w:t>
-            </w:r>
-            <w:proofErr w:type="spellEnd"/>
+              <w:t>Eberle Jeaninne</w:t>
+            </w:r>
           </w:p>
         </w:tc>
         <w:tc>
@@ -13766,7 +13411,6 @@
                 <w:szCs w:val="18"/>
               </w:rPr>
             </w:pPr>
-            <w:proofErr w:type="spellStart"/>
             <w:r>
               <w:rPr>
                 <w:rFonts w:cs="Times New Roman"/>
@@ -13783,7 +13427,6 @@
               </w:rPr>
               <w:t>g</w:t>
             </w:r>
-            <w:proofErr w:type="spellEnd"/>
           </w:p>
         </w:tc>
         <w:tc>
@@ -14155,25 +13798,7 @@
                 <w:bCs/>
                 <w:szCs w:val="18"/>
               </w:rPr>
-              <w:t>${</w:t>
-            </w:r>
-            <w:proofErr w:type="spellStart"/>
-            <w:r>
-              <w:rPr>
-                <w:rFonts w:cs="Times New Roman"/>
-                <w:bCs/>
-                <w:szCs w:val="18"/>
-              </w:rPr>
-              <w:t>HARang</w:t>
-            </w:r>
-            <w:proofErr w:type="spellEnd"/>
-            <w:r>
-              <w:rPr>
-                <w:rFonts w:cs="Times New Roman"/>
-                <w:bCs/>
-                <w:szCs w:val="18"/>
-              </w:rPr>
-              <w:t>}</w:t>
+              <w:t>${HARang}</w:t>
             </w:r>
           </w:p>
         </w:tc>
@@ -14195,25 +13820,7 @@
                 <w:bCs/>
                 <w:szCs w:val="18"/>
               </w:rPr>
-              <w:t>${</w:t>
-            </w:r>
-            <w:proofErr w:type="spellStart"/>
-            <w:r>
-              <w:rPr>
-                <w:rFonts w:cs="Times New Roman"/>
-                <w:bCs/>
-                <w:szCs w:val="18"/>
-              </w:rPr>
-              <w:t>HAName</w:t>
-            </w:r>
-            <w:proofErr w:type="spellEnd"/>
-            <w:r>
-              <w:rPr>
-                <w:rFonts w:cs="Times New Roman"/>
-                <w:bCs/>
-                <w:szCs w:val="18"/>
-              </w:rPr>
-              <w:t>}</w:t>
+              <w:t>${HAName}</w:t>
             </w:r>
           </w:p>
         </w:tc>
@@ -14533,7 +14140,6 @@
                 <w:szCs w:val="18"/>
               </w:rPr>
             </w:pPr>
-            <w:proofErr w:type="spellStart"/>
             <w:r>
               <w:rPr>
                 <w:rFonts w:cs="Times New Roman"/>
@@ -14550,7 +14156,6 @@
               </w:rPr>
               <w:t>g</w:t>
             </w:r>
-            <w:proofErr w:type="spellEnd"/>
           </w:p>
         </w:tc>
         <w:tc>
@@ -14922,25 +14527,7 @@
                 <w:bCs/>
                 <w:szCs w:val="18"/>
               </w:rPr>
-              <w:t>${</w:t>
-            </w:r>
-            <w:proofErr w:type="spellStart"/>
-            <w:r>
-              <w:rPr>
-                <w:rFonts w:cs="Times New Roman"/>
-                <w:bCs/>
-                <w:szCs w:val="18"/>
-              </w:rPr>
-              <w:t>HBRang</w:t>
-            </w:r>
-            <w:proofErr w:type="spellEnd"/>
-            <w:r>
-              <w:rPr>
-                <w:rFonts w:cs="Times New Roman"/>
-                <w:bCs/>
-                <w:szCs w:val="18"/>
-              </w:rPr>
-              <w:t>}</w:t>
+              <w:t>${HBRang}</w:t>
             </w:r>
           </w:p>
         </w:tc>
@@ -14962,25 +14549,7 @@
                 <w:bCs/>
                 <w:szCs w:val="18"/>
               </w:rPr>
-              <w:t>${</w:t>
-            </w:r>
-            <w:proofErr w:type="spellStart"/>
-            <w:r>
-              <w:rPr>
-                <w:rFonts w:cs="Times New Roman"/>
-                <w:bCs/>
-                <w:szCs w:val="18"/>
-              </w:rPr>
-              <w:t>HBName</w:t>
-            </w:r>
-            <w:proofErr w:type="spellEnd"/>
-            <w:r>
-              <w:rPr>
-                <w:rFonts w:cs="Times New Roman"/>
-                <w:bCs/>
-                <w:szCs w:val="18"/>
-              </w:rPr>
-              <w:t>}</w:t>
+              <w:t>${HBName}</w:t>
             </w:r>
           </w:p>
         </w:tc>
@@ -16729,23 +16298,7 @@
                 <w:rFonts w:cs="Times New Roman"/>
                 <w:szCs w:val="18"/>
               </w:rPr>
-              <w:t>${</w:t>
-            </w:r>
-            <w:proofErr w:type="spellStart"/>
-            <w:r>
-              <w:rPr>
-                <w:rFonts w:cs="Times New Roman"/>
-                <w:szCs w:val="18"/>
-              </w:rPr>
-              <w:t>aRang</w:t>
-            </w:r>
-            <w:proofErr w:type="spellEnd"/>
-            <w:r>
-              <w:rPr>
-                <w:rFonts w:cs="Times New Roman"/>
-                <w:szCs w:val="18"/>
-              </w:rPr>
-              <w:t>}</w:t>
+              <w:t>${aRang}</w:t>
             </w:r>
           </w:p>
         </w:tc>
@@ -16765,23 +16318,7 @@
                 <w:rFonts w:cs="Times New Roman"/>
                 <w:szCs w:val="18"/>
               </w:rPr>
-              <w:t>${</w:t>
-            </w:r>
-            <w:proofErr w:type="spellStart"/>
-            <w:r>
-              <w:rPr>
-                <w:rFonts w:cs="Times New Roman"/>
-                <w:szCs w:val="18"/>
-              </w:rPr>
-              <w:t>KantonalA</w:t>
-            </w:r>
-            <w:proofErr w:type="spellEnd"/>
-            <w:r>
-              <w:rPr>
-                <w:rFonts w:cs="Times New Roman"/>
-                <w:szCs w:val="18"/>
-              </w:rPr>
-              <w:t>}</w:t>
+              <w:t>${KantonalA}</w:t>
             </w:r>
           </w:p>
         </w:tc>
@@ -16928,23 +16465,7 @@
                 <w:rFonts w:cs="Times New Roman"/>
                 <w:szCs w:val="18"/>
               </w:rPr>
-              <w:t>${</w:t>
-            </w:r>
-            <w:proofErr w:type="spellStart"/>
-            <w:r>
-              <w:rPr>
-                <w:rFonts w:cs="Times New Roman"/>
-                <w:szCs w:val="18"/>
-              </w:rPr>
-              <w:t>aKantonalSumme</w:t>
-            </w:r>
-            <w:proofErr w:type="spellEnd"/>
-            <w:r>
-              <w:rPr>
-                <w:rFonts w:cs="Times New Roman"/>
-                <w:szCs w:val="18"/>
-              </w:rPr>
-              <w:t>}</w:t>
+              <w:t>${aKantonalSumme}</w:t>
             </w:r>
           </w:p>
         </w:tc>
@@ -16966,23 +16487,7 @@
                 <w:rFonts w:cs="Times New Roman"/>
                 <w:szCs w:val="18"/>
               </w:rPr>
-              <w:t>${</w:t>
-            </w:r>
-            <w:proofErr w:type="spellStart"/>
-            <w:r>
-              <w:rPr>
-                <w:rFonts w:cs="Times New Roman"/>
-                <w:szCs w:val="18"/>
-              </w:rPr>
-              <w:t>aWP</w:t>
-            </w:r>
-            <w:proofErr w:type="spellEnd"/>
-            <w:r>
-              <w:rPr>
-                <w:rFonts w:cs="Times New Roman"/>
-                <w:szCs w:val="18"/>
-              </w:rPr>
-              <w:t>}</w:t>
+              <w:t>${aWP}</w:t>
             </w:r>
           </w:p>
         </w:tc>
@@ -17441,17 +16946,108 @@
                 <w:rFonts w:cs="Times New Roman"/>
                 <w:szCs w:val="18"/>
               </w:rPr>
+              <w:t>${bRang}</w:t>
+            </w:r>
+          </w:p>
+        </w:tc>
+        <w:tc>
+          <w:tcPr>
+            <w:tcW w:w="1789" w:type="pct"/>
+          </w:tcPr>
+          <w:p>
+            <w:pPr>
+              <w:rPr>
+                <w:rFonts w:cs="Times New Roman"/>
+                <w:szCs w:val="18"/>
+              </w:rPr>
+            </w:pPr>
+            <w:r>
+              <w:rPr>
+                <w:rFonts w:cs="Times New Roman"/>
+                <w:szCs w:val="18"/>
+              </w:rPr>
               <w:t>${</w:t>
             </w:r>
-            <w:proofErr w:type="spellStart"/>
-            <w:r>
-              <w:rPr>
-                <w:rFonts w:cs="Times New Roman"/>
-                <w:szCs w:val="18"/>
-              </w:rPr>
-              <w:t>bRang</w:t>
-            </w:r>
-            <w:proofErr w:type="spellEnd"/>
+            <w:r>
+              <w:rPr>
+                <w:rFonts w:cs="Times New Roman"/>
+                <w:szCs w:val="18"/>
+              </w:rPr>
+              <w:t>Kantonal</w:t>
+            </w:r>
+            <w:r>
+              <w:rPr>
+                <w:rFonts w:cs="Times New Roman"/>
+                <w:szCs w:val="18"/>
+              </w:rPr>
+              <w:t>B}</w:t>
+            </w:r>
+          </w:p>
+        </w:tc>
+        <w:tc>
+          <w:tcPr>
+            <w:tcW w:w="277" w:type="pct"/>
+          </w:tcPr>
+          <w:p>
+            <w:pPr>
+              <w:rPr>
+                <w:rFonts w:cs="Times New Roman"/>
+                <w:szCs w:val="18"/>
+              </w:rPr>
+            </w:pPr>
+          </w:p>
+        </w:tc>
+        <w:tc>
+          <w:tcPr>
+            <w:tcW w:w="277" w:type="pct"/>
+          </w:tcPr>
+          <w:p>
+            <w:pPr>
+              <w:rPr>
+                <w:rFonts w:cs="Times New Roman"/>
+                <w:szCs w:val="18"/>
+              </w:rPr>
+            </w:pPr>
+          </w:p>
+        </w:tc>
+        <w:tc>
+          <w:tcPr>
+            <w:tcW w:w="277" w:type="pct"/>
+          </w:tcPr>
+          <w:p>
+            <w:pPr>
+              <w:rPr>
+                <w:rFonts w:cs="Times New Roman"/>
+                <w:szCs w:val="18"/>
+              </w:rPr>
+            </w:pPr>
+          </w:p>
+        </w:tc>
+        <w:tc>
+          <w:tcPr>
+            <w:tcW w:w="277" w:type="pct"/>
+          </w:tcPr>
+          <w:p>
+            <w:pPr>
+              <w:rPr>
+                <w:rFonts w:cs="Times New Roman"/>
+                <w:szCs w:val="18"/>
+              </w:rPr>
+            </w:pPr>
+            <w:r>
+              <w:rPr>
+                <w:rFonts w:cs="Times New Roman"/>
+                <w:szCs w:val="18"/>
+              </w:rPr>
+              <w:t>${bPasse</w:t>
+            </w:r>
+            <w:r>
+              <w:rPr>
+                <w:rFonts w:cs="Times New Roman"/>
+                <w:szCs w:val="18"/>
+              </w:rPr>
+              <w:t>1</w:t>
+            </w:r>
             <w:r>
               <w:rPr>
                 <w:rFonts w:cs="Times New Roman"/>
@@ -17463,23 +17059,159 @@
         </w:tc>
         <w:tc>
           <w:tcPr>
-            <w:tcW w:w="1789" w:type="pct"/>
-          </w:tcPr>
-          <w:p>
-            <w:pPr>
-              <w:rPr>
-                <w:rFonts w:cs="Times New Roman"/>
-                <w:szCs w:val="18"/>
-              </w:rPr>
-            </w:pPr>
-            <w:r>
-              <w:rPr>
-                <w:rFonts w:cs="Times New Roman"/>
-                <w:szCs w:val="18"/>
-              </w:rPr>
-              <w:t>${</w:t>
-            </w:r>
-            <w:proofErr w:type="spellStart"/>
+            <w:tcW w:w="277" w:type="pct"/>
+          </w:tcPr>
+          <w:p>
+            <w:pPr>
+              <w:rPr>
+                <w:rFonts w:cs="Times New Roman"/>
+                <w:szCs w:val="18"/>
+              </w:rPr>
+            </w:pPr>
+            <w:r>
+              <w:rPr>
+                <w:rFonts w:cs="Times New Roman"/>
+                <w:szCs w:val="18"/>
+              </w:rPr>
+              <w:t>${bPasse</w:t>
+            </w:r>
+            <w:r>
+              <w:rPr>
+                <w:rFonts w:cs="Times New Roman"/>
+                <w:szCs w:val="18"/>
+              </w:rPr>
+              <w:t>2</w:t>
+            </w:r>
+            <w:r>
+              <w:rPr>
+                <w:rFonts w:cs="Times New Roman"/>
+                <w:szCs w:val="18"/>
+              </w:rPr>
+              <w:t>}</w:t>
+            </w:r>
+          </w:p>
+        </w:tc>
+        <w:tc>
+          <w:tcPr>
+            <w:tcW w:w="277" w:type="pct"/>
+          </w:tcPr>
+          <w:p>
+            <w:pPr>
+              <w:rPr>
+                <w:rFonts w:cs="Times New Roman"/>
+                <w:szCs w:val="18"/>
+              </w:rPr>
+            </w:pPr>
+            <w:r>
+              <w:rPr>
+                <w:rFonts w:cs="Times New Roman"/>
+                <w:szCs w:val="18"/>
+              </w:rPr>
+              <w:t>${bPasse</w:t>
+            </w:r>
+            <w:r>
+              <w:rPr>
+                <w:rFonts w:cs="Times New Roman"/>
+                <w:szCs w:val="18"/>
+              </w:rPr>
+              <w:t>3</w:t>
+            </w:r>
+            <w:r>
+              <w:rPr>
+                <w:rFonts w:cs="Times New Roman"/>
+                <w:szCs w:val="18"/>
+              </w:rPr>
+              <w:t>}</w:t>
+            </w:r>
+          </w:p>
+        </w:tc>
+        <w:tc>
+          <w:tcPr>
+            <w:tcW w:w="277" w:type="pct"/>
+          </w:tcPr>
+          <w:p>
+            <w:pPr>
+              <w:rPr>
+                <w:rFonts w:cs="Times New Roman"/>
+                <w:szCs w:val="18"/>
+              </w:rPr>
+            </w:pPr>
+            <w:r>
+              <w:rPr>
+                <w:rFonts w:cs="Times New Roman"/>
+                <w:szCs w:val="18"/>
+              </w:rPr>
+              <w:t>${bPasse</w:t>
+            </w:r>
+            <w:r>
+              <w:rPr>
+                <w:rFonts w:cs="Times New Roman"/>
+                <w:szCs w:val="18"/>
+              </w:rPr>
+              <w:t>4</w:t>
+            </w:r>
+            <w:r>
+              <w:rPr>
+                <w:rFonts w:cs="Times New Roman"/>
+                <w:szCs w:val="18"/>
+              </w:rPr>
+              <w:t>}</w:t>
+            </w:r>
+          </w:p>
+        </w:tc>
+        <w:tc>
+          <w:tcPr>
+            <w:tcW w:w="279" w:type="pct"/>
+          </w:tcPr>
+          <w:p>
+            <w:pPr>
+              <w:rPr>
+                <w:rFonts w:cs="Times New Roman"/>
+                <w:szCs w:val="18"/>
+              </w:rPr>
+            </w:pPr>
+            <w:r>
+              <w:rPr>
+                <w:rFonts w:cs="Times New Roman"/>
+                <w:szCs w:val="18"/>
+              </w:rPr>
+              <w:t>${bPasse</w:t>
+            </w:r>
+            <w:r>
+              <w:rPr>
+                <w:rFonts w:cs="Times New Roman"/>
+                <w:szCs w:val="18"/>
+              </w:rPr>
+              <w:t>5</w:t>
+            </w:r>
+            <w:r>
+              <w:rPr>
+                <w:rFonts w:cs="Times New Roman"/>
+                <w:szCs w:val="18"/>
+              </w:rPr>
+              <w:t>}</w:t>
+            </w:r>
+          </w:p>
+        </w:tc>
+        <w:tc>
+          <w:tcPr>
+            <w:tcW w:w="276" w:type="pct"/>
+          </w:tcPr>
+          <w:p>
+            <w:pPr>
+              <w:jc w:val="right"/>
+              <w:rPr>
+                <w:rFonts w:cs="Times New Roman"/>
+                <w:szCs w:val="18"/>
+              </w:rPr>
+            </w:pPr>
+            <w:r>
+              <w:rPr>
+                <w:rFonts w:cs="Times New Roman"/>
+                <w:szCs w:val="18"/>
+              </w:rPr>
+              <w:t>${b</w:t>
+            </w:r>
             <w:r>
               <w:rPr>
                 <w:rFonts w:cs="Times New Roman"/>
@@ -17492,230 +17224,13 @@
                 <w:rFonts w:cs="Times New Roman"/>
                 <w:szCs w:val="18"/>
               </w:rPr>
-              <w:t>B</w:t>
-            </w:r>
-            <w:proofErr w:type="spellEnd"/>
-            <w:r>
-              <w:rPr>
-                <w:rFonts w:cs="Times New Roman"/>
-                <w:szCs w:val="18"/>
-              </w:rPr>
-              <w:t>}</w:t>
-            </w:r>
-          </w:p>
-        </w:tc>
-        <w:tc>
-          <w:tcPr>
-            <w:tcW w:w="277" w:type="pct"/>
-          </w:tcPr>
-          <w:p>
-            <w:pPr>
-              <w:rPr>
-                <w:rFonts w:cs="Times New Roman"/>
-                <w:szCs w:val="18"/>
-              </w:rPr>
-            </w:pPr>
-          </w:p>
-        </w:tc>
-        <w:tc>
-          <w:tcPr>
-            <w:tcW w:w="277" w:type="pct"/>
-          </w:tcPr>
-          <w:p>
-            <w:pPr>
-              <w:rPr>
-                <w:rFonts w:cs="Times New Roman"/>
-                <w:szCs w:val="18"/>
-              </w:rPr>
-            </w:pPr>
-          </w:p>
-        </w:tc>
-        <w:tc>
-          <w:tcPr>
-            <w:tcW w:w="277" w:type="pct"/>
-          </w:tcPr>
-          <w:p>
-            <w:pPr>
-              <w:rPr>
-                <w:rFonts w:cs="Times New Roman"/>
-                <w:szCs w:val="18"/>
-              </w:rPr>
-            </w:pPr>
-          </w:p>
-        </w:tc>
-        <w:tc>
-          <w:tcPr>
-            <w:tcW w:w="277" w:type="pct"/>
-          </w:tcPr>
-          <w:p>
-            <w:pPr>
-              <w:rPr>
-                <w:rFonts w:cs="Times New Roman"/>
-                <w:szCs w:val="18"/>
-              </w:rPr>
-            </w:pPr>
-            <w:r>
-              <w:rPr>
-                <w:rFonts w:cs="Times New Roman"/>
-                <w:szCs w:val="18"/>
-              </w:rPr>
-              <w:t>${bPasse</w:t>
-            </w:r>
-            <w:r>
-              <w:rPr>
-                <w:rFonts w:cs="Times New Roman"/>
-                <w:szCs w:val="18"/>
-              </w:rPr>
-              <w:t>1</w:t>
-            </w:r>
-            <w:r>
-              <w:rPr>
-                <w:rFonts w:cs="Times New Roman"/>
-                <w:szCs w:val="18"/>
-              </w:rPr>
-              <w:t>}</w:t>
-            </w:r>
-          </w:p>
-        </w:tc>
-        <w:tc>
-          <w:tcPr>
-            <w:tcW w:w="277" w:type="pct"/>
-          </w:tcPr>
-          <w:p>
-            <w:pPr>
-              <w:rPr>
-                <w:rFonts w:cs="Times New Roman"/>
-                <w:szCs w:val="18"/>
-              </w:rPr>
-            </w:pPr>
-            <w:r>
-              <w:rPr>
-                <w:rFonts w:cs="Times New Roman"/>
-                <w:szCs w:val="18"/>
-              </w:rPr>
-              <w:t>${bPasse</w:t>
-            </w:r>
-            <w:r>
-              <w:rPr>
-                <w:rFonts w:cs="Times New Roman"/>
-                <w:szCs w:val="18"/>
-              </w:rPr>
-              <w:t>2</w:t>
-            </w:r>
-            <w:r>
-              <w:rPr>
-                <w:rFonts w:cs="Times New Roman"/>
-                <w:szCs w:val="18"/>
-              </w:rPr>
-              <w:t>}</w:t>
-            </w:r>
-          </w:p>
-        </w:tc>
-        <w:tc>
-          <w:tcPr>
-            <w:tcW w:w="277" w:type="pct"/>
-          </w:tcPr>
-          <w:p>
-            <w:pPr>
-              <w:rPr>
-                <w:rFonts w:cs="Times New Roman"/>
-                <w:szCs w:val="18"/>
-              </w:rPr>
-            </w:pPr>
-            <w:r>
-              <w:rPr>
-                <w:rFonts w:cs="Times New Roman"/>
-                <w:szCs w:val="18"/>
-              </w:rPr>
-              <w:t>${bPasse</w:t>
-            </w:r>
-            <w:r>
-              <w:rPr>
-                <w:rFonts w:cs="Times New Roman"/>
-                <w:szCs w:val="18"/>
-              </w:rPr>
-              <w:t>3</w:t>
-            </w:r>
-            <w:r>
-              <w:rPr>
-                <w:rFonts w:cs="Times New Roman"/>
-                <w:szCs w:val="18"/>
-              </w:rPr>
-              <w:t>}</w:t>
-            </w:r>
-          </w:p>
-        </w:tc>
-        <w:tc>
-          <w:tcPr>
-            <w:tcW w:w="277" w:type="pct"/>
-          </w:tcPr>
-          <w:p>
-            <w:pPr>
-              <w:rPr>
-                <w:rFonts w:cs="Times New Roman"/>
-                <w:szCs w:val="18"/>
-              </w:rPr>
-            </w:pPr>
-            <w:r>
-              <w:rPr>
-                <w:rFonts w:cs="Times New Roman"/>
-                <w:szCs w:val="18"/>
-              </w:rPr>
-              <w:t>${bPasse</w:t>
-            </w:r>
-            <w:r>
-              <w:rPr>
-                <w:rFonts w:cs="Times New Roman"/>
-                <w:szCs w:val="18"/>
-              </w:rPr>
-              <w:t>4</w:t>
-            </w:r>
-            <w:r>
-              <w:rPr>
-                <w:rFonts w:cs="Times New Roman"/>
-                <w:szCs w:val="18"/>
-              </w:rPr>
-              <w:t>}</w:t>
-            </w:r>
-          </w:p>
-        </w:tc>
-        <w:tc>
-          <w:tcPr>
-            <w:tcW w:w="279" w:type="pct"/>
-          </w:tcPr>
-          <w:p>
-            <w:pPr>
-              <w:rPr>
-                <w:rFonts w:cs="Times New Roman"/>
-                <w:szCs w:val="18"/>
-              </w:rPr>
-            </w:pPr>
-            <w:r>
-              <w:rPr>
-                <w:rFonts w:cs="Times New Roman"/>
-                <w:szCs w:val="18"/>
-              </w:rPr>
-              <w:t>${bPasse</w:t>
-            </w:r>
-            <w:r>
-              <w:rPr>
-                <w:rFonts w:cs="Times New Roman"/>
-                <w:szCs w:val="18"/>
-              </w:rPr>
-              <w:t>5</w:t>
-            </w:r>
-            <w:r>
-              <w:rPr>
-                <w:rFonts w:cs="Times New Roman"/>
-                <w:szCs w:val="18"/>
-              </w:rPr>
-              <w:t>}</w:t>
-            </w:r>
-          </w:p>
-        </w:tc>
-        <w:tc>
-          <w:tcPr>
-            <w:tcW w:w="276" w:type="pct"/>
+              <w:t>Summe}</w:t>
+            </w:r>
+          </w:p>
+        </w:tc>
+        <w:tc>
+          <w:tcPr>
+            <w:tcW w:w="373" w:type="pct"/>
           </w:tcPr>
           <w:p>
             <w:pPr>
@@ -17730,74 +17245,7 @@
                 <w:rFonts w:cs="Times New Roman"/>
                 <w:szCs w:val="18"/>
               </w:rPr>
-              <w:t>${</w:t>
-            </w:r>
-            <w:proofErr w:type="spellStart"/>
-            <w:r>
-              <w:rPr>
-                <w:rFonts w:cs="Times New Roman"/>
-                <w:szCs w:val="18"/>
-              </w:rPr>
-              <w:t>b</w:t>
-            </w:r>
-            <w:r>
-              <w:rPr>
-                <w:rFonts w:cs="Times New Roman"/>
-                <w:szCs w:val="18"/>
-              </w:rPr>
-              <w:t>Kantonal</w:t>
-            </w:r>
-            <w:r>
-              <w:rPr>
-                <w:rFonts w:cs="Times New Roman"/>
-                <w:szCs w:val="18"/>
-              </w:rPr>
-              <w:t>Summe</w:t>
-            </w:r>
-            <w:proofErr w:type="spellEnd"/>
-            <w:r>
-              <w:rPr>
-                <w:rFonts w:cs="Times New Roman"/>
-                <w:szCs w:val="18"/>
-              </w:rPr>
-              <w:t>}</w:t>
-            </w:r>
-          </w:p>
-        </w:tc>
-        <w:tc>
-          <w:tcPr>
-            <w:tcW w:w="373" w:type="pct"/>
-          </w:tcPr>
-          <w:p>
-            <w:pPr>
-              <w:jc w:val="right"/>
-              <w:rPr>
-                <w:rFonts w:cs="Times New Roman"/>
-                <w:szCs w:val="18"/>
-              </w:rPr>
-            </w:pPr>
-            <w:r>
-              <w:rPr>
-                <w:rFonts w:cs="Times New Roman"/>
-                <w:szCs w:val="18"/>
-              </w:rPr>
-              <w:t>${</w:t>
-            </w:r>
-            <w:proofErr w:type="spellStart"/>
-            <w:r>
-              <w:rPr>
-                <w:rFonts w:cs="Times New Roman"/>
-                <w:szCs w:val="18"/>
-              </w:rPr>
-              <w:t>bWP</w:t>
-            </w:r>
-            <w:proofErr w:type="spellEnd"/>
-            <w:r>
-              <w:rPr>
-                <w:rFonts w:cs="Times New Roman"/>
-                <w:szCs w:val="18"/>
-              </w:rPr>
-              <w:t>}</w:t>
+              <w:t>${bWP}</w:t>
             </w:r>
           </w:p>
         </w:tc>
@@ -19061,7 +18509,6 @@
           <w:szCs w:val="18"/>
         </w:rPr>
       </w:pPr>
-      <w:proofErr w:type="spellStart"/>
       <w:r>
         <w:rPr>
           <w:rFonts w:cs="Times New Roman"/>
@@ -19070,7 +18517,6 @@
         </w:rPr>
         <w:t>Standcup</w:t>
       </w:r>
-      <w:proofErr w:type="spellEnd"/>
     </w:p>
     <w:p>
       <w:pPr>

--- a/inc/absenden/dat/Resultatbuch_Template20251015.docx
+++ b/inc/absenden/dat/Resultatbuch_Template20251015.docx
@@ -443,7 +443,23 @@
           <w:i/>
         </w:rPr>
         <w:br/>
-        <w:t>${PrintDate}</w:t>
+        <w:t>${</w:t>
+      </w:r>
+      <w:proofErr w:type="spellStart"/>
+      <w:r>
+        <w:rPr>
+          <w:rFonts w:cs="Times New Roman"/>
+          <w:i/>
+        </w:rPr>
+        <w:t>PrintDate</w:t>
+      </w:r>
+      <w:proofErr w:type="spellEnd"/>
+      <w:r>
+        <w:rPr>
+          <w:rFonts w:cs="Times New Roman"/>
+          <w:i/>
+        </w:rPr>
+        <w:t>}</w:t>
       </w:r>
     </w:p>
     <w:p>
@@ -471,6 +487,7 @@
           <w:szCs w:val="28"/>
         </w:rPr>
       </w:pPr>
+      <w:proofErr w:type="spellStart"/>
       <w:r>
         <w:rPr>
           <w:rFonts w:cs="Times New Roman"/>
@@ -482,6 +499,7 @@
         <w:lastRenderedPageBreak/>
         <w:t>Endstich</w:t>
       </w:r>
+      <w:proofErr w:type="spellEnd"/>
     </w:p>
     <w:tbl>
       <w:tblPr>
@@ -993,7 +1011,25 @@
                 <w:bCs/>
                 <w:szCs w:val="18"/>
               </w:rPr>
-              <w:t>${ESRang}</w:t>
+              <w:t>${</w:t>
+            </w:r>
+            <w:proofErr w:type="spellStart"/>
+            <w:r>
+              <w:rPr>
+                <w:rFonts w:cs="Times New Roman"/>
+                <w:bCs/>
+                <w:szCs w:val="18"/>
+              </w:rPr>
+              <w:t>ESRang</w:t>
+            </w:r>
+            <w:proofErr w:type="spellEnd"/>
+            <w:r>
+              <w:rPr>
+                <w:rFonts w:cs="Times New Roman"/>
+                <w:bCs/>
+                <w:szCs w:val="18"/>
+              </w:rPr>
+              <w:t>}</w:t>
             </w:r>
           </w:p>
         </w:tc>
@@ -1015,7 +1051,25 @@
                 <w:bCs/>
                 <w:szCs w:val="18"/>
               </w:rPr>
-              <w:t>${ESName}</w:t>
+              <w:t>${</w:t>
+            </w:r>
+            <w:proofErr w:type="spellStart"/>
+            <w:r>
+              <w:rPr>
+                <w:rFonts w:cs="Times New Roman"/>
+                <w:bCs/>
+                <w:szCs w:val="18"/>
+              </w:rPr>
+              <w:t>ESName</w:t>
+            </w:r>
+            <w:proofErr w:type="spellEnd"/>
+            <w:r>
+              <w:rPr>
+                <w:rFonts w:cs="Times New Roman"/>
+                <w:bCs/>
+                <w:szCs w:val="18"/>
+              </w:rPr>
+              <w:t>}</w:t>
             </w:r>
           </w:p>
         </w:tc>
@@ -1342,27 +1396,7 @@
           <w:szCs w:val="28"/>
         </w:rPr>
         <w:lastRenderedPageBreak/>
-        <w:t>Sch</w:t>
-      </w:r>
-      <w:r>
-        <w:rPr>
-          <w:rFonts w:cs="Times New Roman"/>
-          <w:b/>
-          <w:bCs/>
-          <w:sz w:val="28"/>
-          <w:szCs w:val="28"/>
-        </w:rPr>
-        <w:t>w</w:t>
-      </w:r>
-      <w:r>
-        <w:rPr>
-          <w:rFonts w:cs="Times New Roman"/>
-          <w:b/>
-          <w:bCs/>
-          <w:sz w:val="28"/>
-          <w:szCs w:val="28"/>
-        </w:rPr>
-        <w:t>inistich</w:t>
+        <w:t>Schinistich</w:t>
       </w:r>
     </w:p>
     <w:tbl>
@@ -1801,7 +1835,25 @@
                 <w:bCs/>
                 <w:szCs w:val="18"/>
               </w:rPr>
-              <w:t>${SRang}</w:t>
+              <w:t>${</w:t>
+            </w:r>
+            <w:proofErr w:type="spellStart"/>
+            <w:r>
+              <w:rPr>
+                <w:rFonts w:cs="Times New Roman"/>
+                <w:bCs/>
+                <w:szCs w:val="18"/>
+              </w:rPr>
+              <w:t>SRang</w:t>
+            </w:r>
+            <w:proofErr w:type="spellEnd"/>
+            <w:r>
+              <w:rPr>
+                <w:rFonts w:cs="Times New Roman"/>
+                <w:bCs/>
+                <w:szCs w:val="18"/>
+              </w:rPr>
+              <w:t>}</w:t>
             </w:r>
           </w:p>
         </w:tc>
@@ -1823,7 +1875,25 @@
                 <w:bCs/>
                 <w:szCs w:val="18"/>
               </w:rPr>
-              <w:t>${SName}</w:t>
+              <w:t>${</w:t>
+            </w:r>
+            <w:proofErr w:type="spellStart"/>
+            <w:r>
+              <w:rPr>
+                <w:rFonts w:cs="Times New Roman"/>
+                <w:bCs/>
+                <w:szCs w:val="18"/>
+              </w:rPr>
+              <w:t>SName</w:t>
+            </w:r>
+            <w:proofErr w:type="spellEnd"/>
+            <w:r>
+              <w:rPr>
+                <w:rFonts w:cs="Times New Roman"/>
+                <w:bCs/>
+                <w:szCs w:val="18"/>
+              </w:rPr>
+              <w:t>}</w:t>
             </w:r>
           </w:p>
         </w:tc>
@@ -2566,6 +2636,7 @@
           <w:szCs w:val="28"/>
         </w:rPr>
       </w:pPr>
+      <w:proofErr w:type="spellStart"/>
       <w:r>
         <w:rPr>
           <w:rFonts w:cs="Times New Roman"/>
@@ -2574,7 +2645,18 @@
           <w:sz w:val="28"/>
           <w:szCs w:val="28"/>
         </w:rPr>
-        <w:t>Schwinistich-Sieger seit 1999</w:t>
+        <w:t>Schwinistich</w:t>
+      </w:r>
+      <w:proofErr w:type="spellEnd"/>
+      <w:r>
+        <w:rPr>
+          <w:rFonts w:cs="Times New Roman"/>
+          <w:b/>
+          <w:bCs/>
+          <w:sz w:val="28"/>
+          <w:szCs w:val="28"/>
+        </w:rPr>
+        <w:t>-Sieger seit 1999</w:t>
       </w:r>
     </w:p>
     <w:tbl>
@@ -3072,6 +3154,7 @@
           <w:szCs w:val="28"/>
         </w:rPr>
       </w:pPr>
+      <w:proofErr w:type="spellStart"/>
       <w:r>
         <w:rPr>
           <w:rFonts w:cs="Times New Roman"/>
@@ -3083,6 +3166,7 @@
         <w:lastRenderedPageBreak/>
         <w:t>Zabigstich</w:t>
       </w:r>
+      <w:proofErr w:type="spellEnd"/>
     </w:p>
     <w:tbl>
       <w:tblPr>
@@ -3480,7 +3564,25 @@
                 <w:bCs/>
                 <w:szCs w:val="18"/>
               </w:rPr>
-              <w:t>${ZRang}</w:t>
+              <w:t>${</w:t>
+            </w:r>
+            <w:proofErr w:type="spellStart"/>
+            <w:r>
+              <w:rPr>
+                <w:rFonts w:cs="Times New Roman"/>
+                <w:bCs/>
+                <w:szCs w:val="18"/>
+              </w:rPr>
+              <w:t>ZRang</w:t>
+            </w:r>
+            <w:proofErr w:type="spellEnd"/>
+            <w:r>
+              <w:rPr>
+                <w:rFonts w:cs="Times New Roman"/>
+                <w:bCs/>
+                <w:szCs w:val="18"/>
+              </w:rPr>
+              <w:t>}</w:t>
             </w:r>
           </w:p>
         </w:tc>
@@ -3502,7 +3604,25 @@
                 <w:bCs/>
                 <w:szCs w:val="18"/>
               </w:rPr>
-              <w:t>${ZName}</w:t>
+              <w:t>${</w:t>
+            </w:r>
+            <w:proofErr w:type="spellStart"/>
+            <w:r>
+              <w:rPr>
+                <w:rFonts w:cs="Times New Roman"/>
+                <w:bCs/>
+                <w:szCs w:val="18"/>
+              </w:rPr>
+              <w:t>ZName</w:t>
+            </w:r>
+            <w:proofErr w:type="spellEnd"/>
+            <w:r>
+              <w:rPr>
+                <w:rFonts w:cs="Times New Roman"/>
+                <w:bCs/>
+                <w:szCs w:val="18"/>
+              </w:rPr>
+              <w:t>}</w:t>
             </w:r>
           </w:p>
         </w:tc>
@@ -4015,6 +4135,7 @@
               </w:rPr>
               <w:t>${</w:t>
             </w:r>
+            <w:proofErr w:type="spellStart"/>
             <w:r>
               <w:rPr>
                 <w:rFonts w:cs="Times New Roman"/>
@@ -4023,6 +4144,7 @@
               </w:rPr>
               <w:t>GRang</w:t>
             </w:r>
+            <w:proofErr w:type="spellEnd"/>
             <w:r>
               <w:rPr>
                 <w:rFonts w:cs="Times New Roman"/>
@@ -4056,6 +4178,7 @@
               </w:rPr>
               <w:t>${</w:t>
             </w:r>
+            <w:proofErr w:type="spellStart"/>
             <w:r>
               <w:rPr>
                 <w:rFonts w:cs="Times New Roman"/>
@@ -4064,6 +4187,7 @@
               </w:rPr>
               <w:t>GName</w:t>
             </w:r>
+            <w:proofErr w:type="spellEnd"/>
             <w:r>
               <w:rPr>
                 <w:rFonts w:cs="Times New Roman"/>
@@ -4097,6 +4221,7 @@
               </w:rPr>
               <w:t>${</w:t>
             </w:r>
+            <w:proofErr w:type="spellStart"/>
             <w:r>
               <w:rPr>
                 <w:rFonts w:cs="Times New Roman"/>
@@ -4105,6 +4230,7 @@
               </w:rPr>
               <w:t>GMax</w:t>
             </w:r>
+            <w:proofErr w:type="spellEnd"/>
             <w:r>
               <w:rPr>
                 <w:rFonts w:cs="Times New Roman"/>
@@ -4154,6 +4280,7 @@
               </w:rPr>
               <w:t>G2</w:t>
             </w:r>
+            <w:proofErr w:type="gramStart"/>
             <w:r>
               <w:rPr>
                 <w:rFonts w:cs="Times New Roman"/>
@@ -4168,7 +4295,16 @@
                 <w:bCs/>
                 <w:szCs w:val="18"/>
               </w:rPr>
-              <w:t>,  ${G3})</w:t>
+              <w:t>,  $</w:t>
+            </w:r>
+            <w:proofErr w:type="gramEnd"/>
+            <w:r>
+              <w:rPr>
+                <w:rFonts w:cs="Times New Roman"/>
+                <w:bCs/>
+                <w:szCs w:val="18"/>
+              </w:rPr>
+              <w:t>{G3})</w:t>
             </w:r>
           </w:p>
         </w:tc>
@@ -4231,6 +4367,7 @@
           <w:szCs w:val="28"/>
         </w:rPr>
       </w:pPr>
+      <w:proofErr w:type="spellStart"/>
       <w:r>
         <w:rPr>
           <w:rFonts w:cs="Times New Roman"/>
@@ -4240,7 +4377,18 @@
           <w:szCs w:val="28"/>
         </w:rPr>
         <w:lastRenderedPageBreak/>
-        <w:t>Zabigstich Sieger seit 1999</w:t>
+        <w:t>Zabigstich</w:t>
+      </w:r>
+      <w:proofErr w:type="spellEnd"/>
+      <w:r>
+        <w:rPr>
+          <w:rFonts w:cs="Times New Roman"/>
+          <w:b/>
+          <w:bCs/>
+          <w:sz w:val="28"/>
+          <w:szCs w:val="28"/>
+        </w:rPr>
+        <w:t xml:space="preserve"> Sieger seit 1999</w:t>
       </w:r>
     </w:p>
     <w:tbl>
@@ -6194,7 +6342,25 @@
                 <w:bCs/>
                 <w:szCs w:val="18"/>
               </w:rPr>
-              <w:t>${KRang}</w:t>
+              <w:t>${</w:t>
+            </w:r>
+            <w:proofErr w:type="spellStart"/>
+            <w:r>
+              <w:rPr>
+                <w:rFonts w:cs="Times New Roman"/>
+                <w:bCs/>
+                <w:szCs w:val="18"/>
+              </w:rPr>
+              <w:t>KRang</w:t>
+            </w:r>
+            <w:proofErr w:type="spellEnd"/>
+            <w:r>
+              <w:rPr>
+                <w:rFonts w:cs="Times New Roman"/>
+                <w:bCs/>
+                <w:szCs w:val="18"/>
+              </w:rPr>
+              <w:t>}</w:t>
             </w:r>
           </w:p>
         </w:tc>
@@ -6216,7 +6382,25 @@
                 <w:bCs/>
                 <w:szCs w:val="18"/>
               </w:rPr>
-              <w:t>${KName}</w:t>
+              <w:t>${</w:t>
+            </w:r>
+            <w:proofErr w:type="spellStart"/>
+            <w:r>
+              <w:rPr>
+                <w:rFonts w:cs="Times New Roman"/>
+                <w:bCs/>
+                <w:szCs w:val="18"/>
+              </w:rPr>
+              <w:t>KName</w:t>
+            </w:r>
+            <w:proofErr w:type="spellEnd"/>
+            <w:r>
+              <w:rPr>
+                <w:rFonts w:cs="Times New Roman"/>
+                <w:bCs/>
+                <w:szCs w:val="18"/>
+              </w:rPr>
+              <w:t>}</w:t>
             </w:r>
           </w:p>
         </w:tc>
@@ -6521,6 +6705,7 @@
                 <w:szCs w:val="18"/>
               </w:rPr>
             </w:pPr>
+            <w:proofErr w:type="spellStart"/>
             <w:r>
               <w:rPr>
                 <w:rFonts w:cs="Times New Roman"/>
@@ -6529,6 +6714,7 @@
               </w:rPr>
               <w:t>Rg</w:t>
             </w:r>
+            <w:proofErr w:type="spellEnd"/>
           </w:p>
         </w:tc>
         <w:tc>
@@ -6901,7 +7087,25 @@
                 <w:bCs/>
                 <w:szCs w:val="18"/>
               </w:rPr>
-              <w:t>${EARang}</w:t>
+              <w:t>${</w:t>
+            </w:r>
+            <w:proofErr w:type="spellStart"/>
+            <w:r>
+              <w:rPr>
+                <w:rFonts w:cs="Times New Roman"/>
+                <w:bCs/>
+                <w:szCs w:val="18"/>
+              </w:rPr>
+              <w:t>EARang</w:t>
+            </w:r>
+            <w:proofErr w:type="spellEnd"/>
+            <w:r>
+              <w:rPr>
+                <w:rFonts w:cs="Times New Roman"/>
+                <w:bCs/>
+                <w:szCs w:val="18"/>
+              </w:rPr>
+              <w:t>}</w:t>
             </w:r>
           </w:p>
         </w:tc>
@@ -6923,7 +7127,25 @@
                 <w:bCs/>
                 <w:szCs w:val="18"/>
               </w:rPr>
-              <w:t>${EAName}</w:t>
+              <w:t>${</w:t>
+            </w:r>
+            <w:proofErr w:type="spellStart"/>
+            <w:r>
+              <w:rPr>
+                <w:rFonts w:cs="Times New Roman"/>
+                <w:bCs/>
+                <w:szCs w:val="18"/>
+              </w:rPr>
+              <w:t>EAName</w:t>
+            </w:r>
+            <w:proofErr w:type="spellEnd"/>
+            <w:r>
+              <w:rPr>
+                <w:rFonts w:cs="Times New Roman"/>
+                <w:bCs/>
+                <w:szCs w:val="18"/>
+              </w:rPr>
+              <w:t>}</w:t>
             </w:r>
           </w:p>
         </w:tc>
@@ -7161,6 +7383,7 @@
                 <w:szCs w:val="18"/>
               </w:rPr>
             </w:pPr>
+            <w:proofErr w:type="spellStart"/>
             <w:r>
               <w:rPr>
                 <w:rFonts w:cs="Times New Roman"/>
@@ -7169,6 +7392,7 @@
               </w:rPr>
               <w:t>Rg</w:t>
             </w:r>
+            <w:proofErr w:type="spellEnd"/>
           </w:p>
         </w:tc>
         <w:tc>
@@ -7541,7 +7765,25 @@
                 <w:bCs/>
                 <w:szCs w:val="18"/>
               </w:rPr>
-              <w:t>${EBRang}</w:t>
+              <w:t>${</w:t>
+            </w:r>
+            <w:proofErr w:type="spellStart"/>
+            <w:r>
+              <w:rPr>
+                <w:rFonts w:cs="Times New Roman"/>
+                <w:bCs/>
+                <w:szCs w:val="18"/>
+              </w:rPr>
+              <w:t>EBRang</w:t>
+            </w:r>
+            <w:proofErr w:type="spellEnd"/>
+            <w:r>
+              <w:rPr>
+                <w:rFonts w:cs="Times New Roman"/>
+                <w:bCs/>
+                <w:szCs w:val="18"/>
+              </w:rPr>
+              <w:t>}</w:t>
             </w:r>
           </w:p>
         </w:tc>
@@ -7563,7 +7805,25 @@
                 <w:bCs/>
                 <w:szCs w:val="18"/>
               </w:rPr>
-              <w:t>${EBName}</w:t>
+              <w:t>${</w:t>
+            </w:r>
+            <w:proofErr w:type="spellStart"/>
+            <w:r>
+              <w:rPr>
+                <w:rFonts w:cs="Times New Roman"/>
+                <w:bCs/>
+                <w:szCs w:val="18"/>
+              </w:rPr>
+              <w:t>EBName</w:t>
+            </w:r>
+            <w:proofErr w:type="spellEnd"/>
+            <w:r>
+              <w:rPr>
+                <w:rFonts w:cs="Times New Roman"/>
+                <w:bCs/>
+                <w:szCs w:val="18"/>
+              </w:rPr>
+              <w:t>}</w:t>
             </w:r>
           </w:p>
         </w:tc>
@@ -7811,6 +8071,7 @@
                 <w:szCs w:val="18"/>
               </w:rPr>
             </w:pPr>
+            <w:proofErr w:type="spellStart"/>
             <w:r>
               <w:rPr>
                 <w:rFonts w:cs="Times New Roman"/>
@@ -7819,6 +8080,7 @@
               </w:rPr>
               <w:t>Rg</w:t>
             </w:r>
+            <w:proofErr w:type="spellEnd"/>
           </w:p>
         </w:tc>
         <w:tc>
@@ -8177,6 +8439,7 @@
               </w:rPr>
               <w:t>${</w:t>
             </w:r>
+            <w:proofErr w:type="spellStart"/>
             <w:r>
               <w:rPr>
                 <w:rFonts w:cs="Times New Roman"/>
@@ -8191,7 +8454,16 @@
                 <w:bCs/>
                 <w:szCs w:val="18"/>
               </w:rPr>
-              <w:t>Rang}</w:t>
+              <w:t>Rang</w:t>
+            </w:r>
+            <w:proofErr w:type="spellEnd"/>
+            <w:r>
+              <w:rPr>
+                <w:rFonts w:cs="Times New Roman"/>
+                <w:bCs/>
+                <w:szCs w:val="18"/>
+              </w:rPr>
+              <w:t>}</w:t>
             </w:r>
           </w:p>
         </w:tc>
@@ -8215,6 +8487,7 @@
               </w:rPr>
               <w:t>${</w:t>
             </w:r>
+            <w:proofErr w:type="spellStart"/>
             <w:r>
               <w:rPr>
                 <w:rFonts w:cs="Times New Roman"/>
@@ -8229,7 +8502,16 @@
                 <w:bCs/>
                 <w:szCs w:val="18"/>
               </w:rPr>
-              <w:t>Name}</w:t>
+              <w:t>Name</w:t>
+            </w:r>
+            <w:proofErr w:type="spellEnd"/>
+            <w:r>
+              <w:rPr>
+                <w:rFonts w:cs="Times New Roman"/>
+                <w:bCs/>
+                <w:szCs w:val="18"/>
+              </w:rPr>
+              <w:t>}</w:t>
             </w:r>
           </w:p>
         </w:tc>
@@ -8517,6 +8799,7 @@
                 <w:szCs w:val="18"/>
               </w:rPr>
             </w:pPr>
+            <w:proofErr w:type="spellStart"/>
             <w:r>
               <w:rPr>
                 <w:rFonts w:cs="Times New Roman"/>
@@ -8525,6 +8808,7 @@
               </w:rPr>
               <w:t>Rg</w:t>
             </w:r>
+            <w:proofErr w:type="spellEnd"/>
           </w:p>
         </w:tc>
         <w:tc>
@@ -8875,6 +9159,8 @@
               </w:rPr>
               <w:t>${</w:t>
             </w:r>
+            <w:proofErr w:type="spellStart"/>
+            <w:proofErr w:type="gramStart"/>
             <w:r>
               <w:rPr>
                 <w:rFonts w:cs="Times New Roman"/>
@@ -8889,7 +9175,17 @@
                 <w:bCs/>
                 <w:szCs w:val="18"/>
               </w:rPr>
-              <w:t>Rang}</w:t>
+              <w:t>Rang</w:t>
+            </w:r>
+            <w:proofErr w:type="spellEnd"/>
+            <w:proofErr w:type="gramEnd"/>
+            <w:r>
+              <w:rPr>
+                <w:rFonts w:cs="Times New Roman"/>
+                <w:bCs/>
+                <w:szCs w:val="18"/>
+              </w:rPr>
+              <w:t>}</w:t>
             </w:r>
           </w:p>
         </w:tc>
@@ -8913,6 +9209,7 @@
               </w:rPr>
               <w:t>${</w:t>
             </w:r>
+            <w:proofErr w:type="spellStart"/>
             <w:r>
               <w:rPr>
                 <w:rFonts w:cs="Times New Roman"/>
@@ -8927,7 +9224,16 @@
                 <w:bCs/>
                 <w:szCs w:val="18"/>
               </w:rPr>
-              <w:t>Name}</w:t>
+              <w:t>Name</w:t>
+            </w:r>
+            <w:proofErr w:type="spellEnd"/>
+            <w:r>
+              <w:rPr>
+                <w:rFonts w:cs="Times New Roman"/>
+                <w:bCs/>
+                <w:szCs w:val="18"/>
+              </w:rPr>
+              <w:t>}</w:t>
             </w:r>
           </w:p>
         </w:tc>
@@ -9124,7 +9430,31 @@
           <w:sz w:val="28"/>
           <w:szCs w:val="28"/>
         </w:rPr>
-        <w:t>${/Partner_BLOCK}</w:t>
+        <w:t>${/</w:t>
+      </w:r>
+      <w:proofErr w:type="spellStart"/>
+      <w:r>
+        <w:rPr>
+          <w:rFonts w:cs="Times New Roman"/>
+          <w:b/>
+          <w:bCs/>
+          <w:color w:val="FFFFFF" w:themeColor="background1"/>
+          <w:sz w:val="28"/>
+          <w:szCs w:val="28"/>
+        </w:rPr>
+        <w:t>Partner_BLOCK</w:t>
+      </w:r>
+      <w:proofErr w:type="spellEnd"/>
+      <w:r>
+        <w:rPr>
+          <w:rFonts w:cs="Times New Roman"/>
+          <w:b/>
+          <w:bCs/>
+          <w:color w:val="FFFFFF" w:themeColor="background1"/>
+          <w:sz w:val="28"/>
+          <w:szCs w:val="28"/>
+        </w:rPr>
+        <w:t>}</w:t>
       </w:r>
     </w:p>
     <w:p>
@@ -10694,7 +11024,23 @@
                 <w:rFonts w:cs="Times New Roman"/>
                 <w:szCs w:val="18"/>
               </w:rPr>
-              <w:t>von Euw Alexander</w:t>
+              <w:t xml:space="preserve">von </w:t>
+            </w:r>
+            <w:proofErr w:type="spellStart"/>
+            <w:r>
+              <w:rPr>
+                <w:rFonts w:cs="Times New Roman"/>
+                <w:szCs w:val="18"/>
+              </w:rPr>
+              <w:t>Euw</w:t>
+            </w:r>
+            <w:proofErr w:type="spellEnd"/>
+            <w:r>
+              <w:rPr>
+                <w:rFonts w:cs="Times New Roman"/>
+                <w:szCs w:val="18"/>
+              </w:rPr>
+              <w:t xml:space="preserve"> Alexander</w:t>
             </w:r>
           </w:p>
         </w:tc>
@@ -11955,8 +12301,17 @@
                 <w:rFonts w:cs="Times New Roman"/>
                 <w:szCs w:val="18"/>
               </w:rPr>
-              <w:t>Eberle Jeaninne</w:t>
-            </w:r>
+              <w:t xml:space="preserve">Eberle </w:t>
+            </w:r>
+            <w:proofErr w:type="spellStart"/>
+            <w:r>
+              <w:rPr>
+                <w:rFonts w:cs="Times New Roman"/>
+                <w:szCs w:val="18"/>
+              </w:rPr>
+              <w:t>Jeaninne</w:t>
+            </w:r>
+            <w:proofErr w:type="spellEnd"/>
           </w:p>
         </w:tc>
         <w:tc>
@@ -13411,6 +13766,7 @@
                 <w:szCs w:val="18"/>
               </w:rPr>
             </w:pPr>
+            <w:proofErr w:type="spellStart"/>
             <w:r>
               <w:rPr>
                 <w:rFonts w:cs="Times New Roman"/>
@@ -13427,6 +13783,7 @@
               </w:rPr>
               <w:t>g</w:t>
             </w:r>
+            <w:proofErr w:type="spellEnd"/>
           </w:p>
         </w:tc>
         <w:tc>
@@ -13798,7 +14155,25 @@
                 <w:bCs/>
                 <w:szCs w:val="18"/>
               </w:rPr>
-              <w:t>${HARang}</w:t>
+              <w:t>${</w:t>
+            </w:r>
+            <w:proofErr w:type="spellStart"/>
+            <w:r>
+              <w:rPr>
+                <w:rFonts w:cs="Times New Roman"/>
+                <w:bCs/>
+                <w:szCs w:val="18"/>
+              </w:rPr>
+              <w:t>HARang</w:t>
+            </w:r>
+            <w:proofErr w:type="spellEnd"/>
+            <w:r>
+              <w:rPr>
+                <w:rFonts w:cs="Times New Roman"/>
+                <w:bCs/>
+                <w:szCs w:val="18"/>
+              </w:rPr>
+              <w:t>}</w:t>
             </w:r>
           </w:p>
         </w:tc>
@@ -13820,7 +14195,25 @@
                 <w:bCs/>
                 <w:szCs w:val="18"/>
               </w:rPr>
-              <w:t>${HAName}</w:t>
+              <w:t>${</w:t>
+            </w:r>
+            <w:proofErr w:type="spellStart"/>
+            <w:r>
+              <w:rPr>
+                <w:rFonts w:cs="Times New Roman"/>
+                <w:bCs/>
+                <w:szCs w:val="18"/>
+              </w:rPr>
+              <w:t>HAName</w:t>
+            </w:r>
+            <w:proofErr w:type="spellEnd"/>
+            <w:r>
+              <w:rPr>
+                <w:rFonts w:cs="Times New Roman"/>
+                <w:bCs/>
+                <w:szCs w:val="18"/>
+              </w:rPr>
+              <w:t>}</w:t>
             </w:r>
           </w:p>
         </w:tc>
@@ -14140,6 +14533,7 @@
                 <w:szCs w:val="18"/>
               </w:rPr>
             </w:pPr>
+            <w:proofErr w:type="spellStart"/>
             <w:r>
               <w:rPr>
                 <w:rFonts w:cs="Times New Roman"/>
@@ -14156,6 +14550,7 @@
               </w:rPr>
               <w:t>g</w:t>
             </w:r>
+            <w:proofErr w:type="spellEnd"/>
           </w:p>
         </w:tc>
         <w:tc>
@@ -14527,7 +14922,25 @@
                 <w:bCs/>
                 <w:szCs w:val="18"/>
               </w:rPr>
-              <w:t>${HBRang}</w:t>
+              <w:t>${</w:t>
+            </w:r>
+            <w:proofErr w:type="spellStart"/>
+            <w:r>
+              <w:rPr>
+                <w:rFonts w:cs="Times New Roman"/>
+                <w:bCs/>
+                <w:szCs w:val="18"/>
+              </w:rPr>
+              <w:t>HBRang</w:t>
+            </w:r>
+            <w:proofErr w:type="spellEnd"/>
+            <w:r>
+              <w:rPr>
+                <w:rFonts w:cs="Times New Roman"/>
+                <w:bCs/>
+                <w:szCs w:val="18"/>
+              </w:rPr>
+              <w:t>}</w:t>
             </w:r>
           </w:p>
         </w:tc>
@@ -14549,7 +14962,25 @@
                 <w:bCs/>
                 <w:szCs w:val="18"/>
               </w:rPr>
-              <w:t>${HBName}</w:t>
+              <w:t>${</w:t>
+            </w:r>
+            <w:proofErr w:type="spellStart"/>
+            <w:r>
+              <w:rPr>
+                <w:rFonts w:cs="Times New Roman"/>
+                <w:bCs/>
+                <w:szCs w:val="18"/>
+              </w:rPr>
+              <w:t>HBName</w:t>
+            </w:r>
+            <w:proofErr w:type="spellEnd"/>
+            <w:r>
+              <w:rPr>
+                <w:rFonts w:cs="Times New Roman"/>
+                <w:bCs/>
+                <w:szCs w:val="18"/>
+              </w:rPr>
+              <w:t>}</w:t>
             </w:r>
           </w:p>
         </w:tc>
@@ -16298,7 +16729,23 @@
                 <w:rFonts w:cs="Times New Roman"/>
                 <w:szCs w:val="18"/>
               </w:rPr>
-              <w:t>${aRang}</w:t>
+              <w:t>${</w:t>
+            </w:r>
+            <w:proofErr w:type="spellStart"/>
+            <w:r>
+              <w:rPr>
+                <w:rFonts w:cs="Times New Roman"/>
+                <w:szCs w:val="18"/>
+              </w:rPr>
+              <w:t>aRang</w:t>
+            </w:r>
+            <w:proofErr w:type="spellEnd"/>
+            <w:r>
+              <w:rPr>
+                <w:rFonts w:cs="Times New Roman"/>
+                <w:szCs w:val="18"/>
+              </w:rPr>
+              <w:t>}</w:t>
             </w:r>
           </w:p>
         </w:tc>
@@ -16318,7 +16765,23 @@
                 <w:rFonts w:cs="Times New Roman"/>
                 <w:szCs w:val="18"/>
               </w:rPr>
-              <w:t>${KantonalA}</w:t>
+              <w:t>${</w:t>
+            </w:r>
+            <w:proofErr w:type="spellStart"/>
+            <w:r>
+              <w:rPr>
+                <w:rFonts w:cs="Times New Roman"/>
+                <w:szCs w:val="18"/>
+              </w:rPr>
+              <w:t>KantonalA</w:t>
+            </w:r>
+            <w:proofErr w:type="spellEnd"/>
+            <w:r>
+              <w:rPr>
+                <w:rFonts w:cs="Times New Roman"/>
+                <w:szCs w:val="18"/>
+              </w:rPr>
+              <w:t>}</w:t>
             </w:r>
           </w:p>
         </w:tc>
@@ -16465,7 +16928,23 @@
                 <w:rFonts w:cs="Times New Roman"/>
                 <w:szCs w:val="18"/>
               </w:rPr>
-              <w:t>${aKantonalSumme}</w:t>
+              <w:t>${</w:t>
+            </w:r>
+            <w:proofErr w:type="spellStart"/>
+            <w:r>
+              <w:rPr>
+                <w:rFonts w:cs="Times New Roman"/>
+                <w:szCs w:val="18"/>
+              </w:rPr>
+              <w:t>aKantonalSumme</w:t>
+            </w:r>
+            <w:proofErr w:type="spellEnd"/>
+            <w:r>
+              <w:rPr>
+                <w:rFonts w:cs="Times New Roman"/>
+                <w:szCs w:val="18"/>
+              </w:rPr>
+              <w:t>}</w:t>
             </w:r>
           </w:p>
         </w:tc>
@@ -16487,7 +16966,23 @@
                 <w:rFonts w:cs="Times New Roman"/>
                 <w:szCs w:val="18"/>
               </w:rPr>
-              <w:t>${aWP}</w:t>
+              <w:t>${</w:t>
+            </w:r>
+            <w:proofErr w:type="spellStart"/>
+            <w:r>
+              <w:rPr>
+                <w:rFonts w:cs="Times New Roman"/>
+                <w:szCs w:val="18"/>
+              </w:rPr>
+              <w:t>aWP</w:t>
+            </w:r>
+            <w:proofErr w:type="spellEnd"/>
+            <w:r>
+              <w:rPr>
+                <w:rFonts w:cs="Times New Roman"/>
+                <w:szCs w:val="18"/>
+              </w:rPr>
+              <w:t>}</w:t>
             </w:r>
           </w:p>
         </w:tc>
@@ -16946,7 +17441,23 @@
                 <w:rFonts w:cs="Times New Roman"/>
                 <w:szCs w:val="18"/>
               </w:rPr>
-              <w:t>${bRang}</w:t>
+              <w:t>${</w:t>
+            </w:r>
+            <w:proofErr w:type="spellStart"/>
+            <w:r>
+              <w:rPr>
+                <w:rFonts w:cs="Times New Roman"/>
+                <w:szCs w:val="18"/>
+              </w:rPr>
+              <w:t>bRang</w:t>
+            </w:r>
+            <w:proofErr w:type="spellEnd"/>
+            <w:r>
+              <w:rPr>
+                <w:rFonts w:cs="Times New Roman"/>
+                <w:szCs w:val="18"/>
+              </w:rPr>
+              <w:t>}</w:t>
             </w:r>
           </w:p>
         </w:tc>
@@ -16968,6 +17479,7 @@
               </w:rPr>
               <w:t>${</w:t>
             </w:r>
+            <w:proofErr w:type="spellStart"/>
             <w:r>
               <w:rPr>
                 <w:rFonts w:cs="Times New Roman"/>
@@ -16980,7 +17492,15 @@
                 <w:rFonts w:cs="Times New Roman"/>
                 <w:szCs w:val="18"/>
               </w:rPr>
-              <w:t>B}</w:t>
+              <w:t>B</w:t>
+            </w:r>
+            <w:proofErr w:type="spellEnd"/>
+            <w:r>
+              <w:rPr>
+                <w:rFonts w:cs="Times New Roman"/>
+                <w:szCs w:val="18"/>
+              </w:rPr>
+              <w:t>}</w:t>
             </w:r>
           </w:p>
         </w:tc>
@@ -17210,7 +17730,15 @@
                 <w:rFonts w:cs="Times New Roman"/>
                 <w:szCs w:val="18"/>
               </w:rPr>
-              <w:t>${b</w:t>
+              <w:t>${</w:t>
+            </w:r>
+            <w:proofErr w:type="spellStart"/>
+            <w:r>
+              <w:rPr>
+                <w:rFonts w:cs="Times New Roman"/>
+                <w:szCs w:val="18"/>
+              </w:rPr>
+              <w:t>b</w:t>
             </w:r>
             <w:r>
               <w:rPr>
@@ -17224,7 +17752,15 @@
                 <w:rFonts w:cs="Times New Roman"/>
                 <w:szCs w:val="18"/>
               </w:rPr>
-              <w:t>Summe}</w:t>
+              <w:t>Summe</w:t>
+            </w:r>
+            <w:proofErr w:type="spellEnd"/>
+            <w:r>
+              <w:rPr>
+                <w:rFonts w:cs="Times New Roman"/>
+                <w:szCs w:val="18"/>
+              </w:rPr>
+              <w:t>}</w:t>
             </w:r>
           </w:p>
         </w:tc>
@@ -17245,7 +17781,23 @@
                 <w:rFonts w:cs="Times New Roman"/>
                 <w:szCs w:val="18"/>
               </w:rPr>
-              <w:t>${bWP}</w:t>
+              <w:t>${</w:t>
+            </w:r>
+            <w:proofErr w:type="spellStart"/>
+            <w:r>
+              <w:rPr>
+                <w:rFonts w:cs="Times New Roman"/>
+                <w:szCs w:val="18"/>
+              </w:rPr>
+              <w:t>bWP</w:t>
+            </w:r>
+            <w:proofErr w:type="spellEnd"/>
+            <w:r>
+              <w:rPr>
+                <w:rFonts w:cs="Times New Roman"/>
+                <w:szCs w:val="18"/>
+              </w:rPr>
+              <w:t>}</w:t>
             </w:r>
           </w:p>
         </w:tc>
@@ -18509,6 +19061,7 @@
           <w:szCs w:val="18"/>
         </w:rPr>
       </w:pPr>
+      <w:proofErr w:type="spellStart"/>
       <w:r>
         <w:rPr>
           <w:rFonts w:cs="Times New Roman"/>
@@ -18517,6 +19070,7 @@
         </w:rPr>
         <w:t>Standcup</w:t>
       </w:r>
+      <w:proofErr w:type="spellEnd"/>
     </w:p>
     <w:p>
       <w:pPr>
